--- a/pluska2526/TicketOutTheDoor/Set34BinomialHypothesisTesting/Set34TicketOutTheDoorPython.docx
+++ b/pluska2526/TicketOutTheDoor/Set34BinomialHypothesisTesting/Set34TicketOutTheDoorPython.docx
@@ -922,6 +922,7 @@
                 <w:sz w:val="20"/>
                 <w:szCs w:val="20"/>
               </w:rPr>
+              <w:lastRenderedPageBreak/>
               <w:t xml:space="preserve">Skill </w:t>
             </w:r>
             <w:r>
@@ -1012,6 +1013,7 @@
             </w:pPr>
             <w:r>
               <w:rPr>
+                <w:noProof/>
                 <w:sz w:val="20"/>
                 <w:szCs w:val="20"/>
               </w:rPr>
@@ -1142,7 +1144,6 @@
                 <w:szCs w:val="20"/>
               </w:rPr>
             </w:pPr>
-            <w:proofErr w:type="spellStart"/>
             <w:r>
               <w:rPr>
                 <w:i/>
@@ -1151,7 +1152,6 @@
               </w:rPr>
               <w:t>sample_size</w:t>
             </w:r>
-            <w:proofErr w:type="spellEnd"/>
           </w:p>
           <w:p>
             <w:pPr>
@@ -1165,7 +1165,6 @@
                 <w:szCs w:val="20"/>
               </w:rPr>
             </w:pPr>
-            <w:proofErr w:type="spellStart"/>
             <w:r>
               <w:rPr>
                 <w:i/>
@@ -1174,7 +1173,6 @@
               </w:rPr>
               <w:t>num_successes</w:t>
             </w:r>
-            <w:proofErr w:type="spellEnd"/>
           </w:p>
         </w:tc>
       </w:tr>
@@ -1229,7 +1227,7 @@
                 <w:sz w:val="20"/>
                 <w:szCs w:val="20"/>
               </w:rPr>
-              <w:t xml:space="preserve"> was lower than 40%</w:t>
+              <w:t xml:space="preserve"> lower than 40%</w:t>
             </w:r>
             <w:r>
               <w:rPr>
@@ -1413,7 +1411,7 @@
                 <w:sz w:val="20"/>
                 <w:szCs w:val="20"/>
               </w:rPr>
-              <w:t xml:space="preserve">the proportion of female passengers on the Titanic was greater than </w:t>
+              <w:t xml:space="preserve">the proportion of female passengers on the Titanic greater than </w:t>
             </w:r>
             <w:r>
               <w:rPr>
@@ -1927,23 +1925,13 @@
               </w:rPr>
               <w:t xml:space="preserve">Write code to simulate one trial using </w:t>
             </w:r>
-            <w:proofErr w:type="spellStart"/>
             <w:r>
               <w:rPr>
                 <w:i/>
                 <w:iCs/>
                 <w:szCs w:val="20"/>
               </w:rPr>
-              <w:t>numpy.random.choice</w:t>
-            </w:r>
-            <w:proofErr w:type="spellEnd"/>
-            <w:r>
-              <w:rPr>
-                <w:i/>
-                <w:iCs/>
-                <w:szCs w:val="20"/>
-              </w:rPr>
-              <w:t>()</w:t>
+              <w:t>numpy.random.choice()</w:t>
             </w:r>
           </w:p>
           <w:p>
@@ -2024,23 +2012,7 @@
                 <w:sz w:val="20"/>
                 <w:szCs w:val="20"/>
               </w:rPr>
-              <w:t xml:space="preserve"> (</w:t>
-            </w:r>
-            <w:proofErr w:type="spellStart"/>
-            <w:r>
-              <w:rPr>
-                <w:sz w:val="20"/>
-                <w:szCs w:val="20"/>
-              </w:rPr>
-              <w:t>sample_size</w:t>
-            </w:r>
-            <w:proofErr w:type="spellEnd"/>
-            <w:r>
-              <w:rPr>
-                <w:sz w:val="20"/>
-                <w:szCs w:val="20"/>
-              </w:rPr>
-              <w:t xml:space="preserve"> = 891)</w:t>
+              <w:t xml:space="preserve"> (sample_size = 891)</w:t>
             </w:r>
           </w:p>
         </w:tc>
@@ -2192,23 +2164,7 @@
                 <w:sz w:val="20"/>
                 <w:szCs w:val="20"/>
               </w:rPr>
-              <w:t xml:space="preserve"> (</w:t>
-            </w:r>
-            <w:proofErr w:type="spellStart"/>
-            <w:r>
-              <w:rPr>
-                <w:sz w:val="20"/>
-                <w:szCs w:val="20"/>
-              </w:rPr>
-              <w:t>sample_size</w:t>
-            </w:r>
-            <w:proofErr w:type="spellEnd"/>
-            <w:r>
-              <w:rPr>
-                <w:sz w:val="20"/>
-                <w:szCs w:val="20"/>
-              </w:rPr>
-              <w:t xml:space="preserve"> = 891)</w:t>
+              <w:t xml:space="preserve"> (sample_size = 891)</w:t>
             </w:r>
           </w:p>
         </w:tc>
@@ -2359,37 +2315,7 @@
                 <w:sz w:val="20"/>
                 <w:szCs w:val="20"/>
               </w:rPr>
-              <w:t>0%?</w:t>
-            </w:r>
-            <w:r>
-              <w:rPr>
-                <w:sz w:val="20"/>
-                <w:szCs w:val="20"/>
-              </w:rPr>
-              <w:t xml:space="preserve"> </w:t>
-            </w:r>
-            <w:r>
-              <w:rPr>
-                <w:sz w:val="20"/>
-                <w:szCs w:val="20"/>
-              </w:rPr>
-              <w:t xml:space="preserve"> (</w:t>
-            </w:r>
-            <w:proofErr w:type="spellStart"/>
-            <w:r>
-              <w:rPr>
-                <w:sz w:val="20"/>
-                <w:szCs w:val="20"/>
-              </w:rPr>
-              <w:t>sample_size</w:t>
-            </w:r>
-            <w:proofErr w:type="spellEnd"/>
-            <w:r>
-              <w:rPr>
-                <w:sz w:val="20"/>
-                <w:szCs w:val="20"/>
-              </w:rPr>
-              <w:t xml:space="preserve"> = 342)</w:t>
+              <w:t>0%?  (sample_size = 342)</w:t>
             </w:r>
           </w:p>
         </w:tc>
@@ -2607,6 +2533,7 @@
                 <w:sz w:val="20"/>
                 <w:szCs w:val="20"/>
               </w:rPr>
+              <w:lastRenderedPageBreak/>
               <w:t>Skill 3</w:t>
             </w:r>
             <w:r>
@@ -2674,7 +2601,21 @@
                 <w:sz w:val="20"/>
                 <w:szCs w:val="20"/>
               </w:rPr>
-              <w:t xml:space="preserve">Assume that 60% of Titanic survivors were female. </w:t>
+              <w:t xml:space="preserve">Assume that 60% of </w:t>
+            </w:r>
+            <w:r>
+              <w:rPr>
+                <w:sz w:val="20"/>
+                <w:szCs w:val="20"/>
+              </w:rPr>
+              <w:t>all shipwreck survivors are female</w:t>
+            </w:r>
+            <w:r>
+              <w:rPr>
+                <w:sz w:val="20"/>
+                <w:szCs w:val="20"/>
+              </w:rPr>
+              <w:t xml:space="preserve">. </w:t>
             </w:r>
             <w:r>
               <w:rPr>
@@ -2690,7 +2631,6 @@
               </w:rPr>
               <w:t xml:space="preserve">where a success means the survivor was female. Store the number of female survivors from each sample in a list called </w:t>
             </w:r>
-            <w:proofErr w:type="spellStart"/>
             <w:r>
               <w:rPr>
                 <w:i/>
@@ -2700,7 +2640,6 @@
               </w:rPr>
               <w:t>null_outcomes</w:t>
             </w:r>
-            <w:proofErr w:type="spellEnd"/>
           </w:p>
         </w:tc>
       </w:tr>
@@ -2855,6 +2794,9 @@
           </w:p>
           <w:p>
             <w:r>
+              <w:rPr>
+                <w:noProof/>
+              </w:rPr>
               <w:drawing>
                 <wp:inline distT="0" distB="0" distL="0" distR="0" wp14:anchorId="4F93C2A0" wp14:editId="02BE5DB6">
                   <wp:extent cx="3467269" cy="2392601"/>
@@ -3094,7 +3036,6 @@
               </w:rPr>
               <w:t xml:space="preserve">se the </w:t>
             </w:r>
-            <w:proofErr w:type="spellStart"/>
             <w:r>
               <w:rPr>
                 <w:i/>
@@ -3102,9 +3043,36 @@
                 <w:sz w:val="20"/>
                 <w:szCs w:val="20"/>
               </w:rPr>
-              <w:t>np.percentile</w:t>
-            </w:r>
-            <w:proofErr w:type="spellEnd"/>
+              <w:t>np.percentile()</w:t>
+            </w:r>
+            <w:r>
+              <w:rPr>
+                <w:sz w:val="20"/>
+                <w:szCs w:val="20"/>
+              </w:rPr>
+              <w:t xml:space="preserve"> function to calculate</w:t>
+            </w:r>
+            <w:r>
+              <w:rPr>
+                <w:sz w:val="20"/>
+                <w:szCs w:val="20"/>
+              </w:rPr>
+              <w:t xml:space="preserve"> an interval covering the middle 9</w:t>
+            </w:r>
+            <w:r>
+              <w:rPr>
+                <w:sz w:val="20"/>
+                <w:szCs w:val="20"/>
+              </w:rPr>
+              <w:t>5</w:t>
+            </w:r>
+            <w:r>
+              <w:rPr>
+                <w:sz w:val="20"/>
+                <w:szCs w:val="20"/>
+              </w:rPr>
+              <w:t xml:space="preserve">% of the values in </w:t>
+            </w:r>
             <w:r>
               <w:rPr>
                 <w:i/>
@@ -3112,47 +3080,8 @@
                 <w:sz w:val="20"/>
                 <w:szCs w:val="20"/>
               </w:rPr>
-              <w:t>()</w:t>
-            </w:r>
-            <w:r>
-              <w:rPr>
-                <w:sz w:val="20"/>
-                <w:szCs w:val="20"/>
-              </w:rPr>
-              <w:t xml:space="preserve"> function to calculate</w:t>
-            </w:r>
-            <w:r>
-              <w:rPr>
-                <w:sz w:val="20"/>
-                <w:szCs w:val="20"/>
-              </w:rPr>
-              <w:t xml:space="preserve"> an interval covering the middle 9</w:t>
-            </w:r>
-            <w:r>
-              <w:rPr>
-                <w:sz w:val="20"/>
-                <w:szCs w:val="20"/>
-              </w:rPr>
-              <w:t>5</w:t>
-            </w:r>
-            <w:r>
-              <w:rPr>
-                <w:sz w:val="20"/>
-                <w:szCs w:val="20"/>
-              </w:rPr>
-              <w:t xml:space="preserve">% of the values in </w:t>
-            </w:r>
-            <w:proofErr w:type="spellStart"/>
-            <w:r>
-              <w:rPr>
-                <w:i/>
-                <w:iCs/>
-                <w:sz w:val="20"/>
-                <w:szCs w:val="20"/>
-              </w:rPr>
               <w:t>null_outcomes</w:t>
             </w:r>
-            <w:proofErr w:type="spellEnd"/>
             <w:r>
               <w:rPr>
                 <w:sz w:val="20"/>
@@ -3408,7 +3337,6 @@
               </w:rPr>
               <w:t xml:space="preserve">0.60, where a success means the survivor was female. The results of those simulations are stored in a list called </w:t>
             </w:r>
-            <w:proofErr w:type="spellStart"/>
             <w:r>
               <w:rPr>
                 <w:i/>
@@ -3418,7 +3346,6 @@
               </w:rPr>
               <w:t>null_outcomes</w:t>
             </w:r>
-            <w:proofErr w:type="spellEnd"/>
             <w:r>
               <w:rPr>
                 <w:sz w:val="20"/>
@@ -3442,7 +3369,6 @@
               </w:rPr>
               <w:t xml:space="preserve">Using </w:t>
             </w:r>
-            <w:proofErr w:type="spellStart"/>
             <w:r>
               <w:rPr>
                 <w:i/>
@@ -3452,20 +3378,12 @@
               </w:rPr>
               <w:t>null_outcomes</w:t>
             </w:r>
-            <w:proofErr w:type="spellEnd"/>
-            <w:r>
-              <w:rPr>
-                <w:sz w:val="20"/>
-                <w:szCs w:val="20"/>
-              </w:rPr>
-              <w:t>, calculate the p-value for this situation. In other words, calculate the proportion of simulated samples in which 233 or more survivors were female</w:t>
-            </w:r>
-            <w:r>
-              <w:rPr>
-                <w:sz w:val="20"/>
-                <w:szCs w:val="20"/>
-              </w:rPr>
-              <w:t>.</w:t>
+            <w:r>
+              <w:rPr>
+                <w:sz w:val="20"/>
+                <w:szCs w:val="20"/>
+              </w:rPr>
+              <w:t>, calculate the p-value for this situation. In other words, calculate the proportion of simulated samples in which 233 or more survivors were female.</w:t>
             </w:r>
             <w:r>
               <w:rPr>
@@ -3723,7 +3641,6 @@
               </w:rPr>
               <w:t xml:space="preserve">0.60, where a success means the survivor was female. The results of those simulations are stored in a list called </w:t>
             </w:r>
-            <w:proofErr w:type="spellStart"/>
             <w:r>
               <w:rPr>
                 <w:i/>
@@ -3733,7 +3650,6 @@
               </w:rPr>
               <w:t>null_outcomes</w:t>
             </w:r>
-            <w:proofErr w:type="spellEnd"/>
             <w:r>
               <w:rPr>
                 <w:sz w:val="20"/>
@@ -3757,7 +3673,6 @@
               </w:rPr>
               <w:t xml:space="preserve">Using </w:t>
             </w:r>
-            <w:proofErr w:type="spellStart"/>
             <w:r>
               <w:rPr>
                 <w:i/>
@@ -3767,7 +3682,6 @@
               </w:rPr>
               <w:t>null_outcomes</w:t>
             </w:r>
-            <w:proofErr w:type="spellEnd"/>
             <w:r>
               <w:rPr>
                 <w:sz w:val="20"/>
@@ -4109,7 +4023,6 @@
               </w:rPr>
               <w:t xml:space="preserve"> </w:t>
             </w:r>
-            <w:proofErr w:type="spellStart"/>
             <w:r>
               <w:rPr>
                 <w:rFonts w:ascii="Consolas" w:hAnsi="Consolas"/>
@@ -4119,7 +4032,6 @@
               </w:rPr>
               <w:t>simulation_binomial_test</w:t>
             </w:r>
-            <w:proofErr w:type="spellEnd"/>
             <w:r>
               <w:rPr>
                 <w:rFonts w:ascii="Consolas" w:hAnsi="Consolas"/>
@@ -4129,7 +4041,6 @@
               </w:rPr>
               <w:t>(</w:t>
             </w:r>
-            <w:proofErr w:type="spellStart"/>
             <w:r>
               <w:rPr>
                 <w:rFonts w:ascii="Consolas" w:hAnsi="Consolas"/>
@@ -4139,7 +4050,6 @@
               </w:rPr>
               <w:t>observed_successes</w:t>
             </w:r>
-            <w:proofErr w:type="spellEnd"/>
             <w:r>
               <w:rPr>
                 <w:rFonts w:ascii="Consolas" w:hAnsi="Consolas"/>
@@ -4213,19 +4123,8 @@
                 <w:sz w:val="20"/>
                 <w:szCs w:val="20"/>
               </w:rPr>
-              <w:t xml:space="preserve">#initialize </w:t>
-            </w:r>
-            <w:proofErr w:type="spellStart"/>
-            <w:r>
-              <w:rPr>
-                <w:rFonts w:ascii="Consolas" w:hAnsi="Consolas"/>
-                <w:color w:val="008000"/>
-                <w:sz w:val="20"/>
-                <w:szCs w:val="20"/>
-              </w:rPr>
-              <w:t>null_outcomes</w:t>
-            </w:r>
-            <w:proofErr w:type="spellEnd"/>
+              <w:t>#initialize null_outcomes</w:t>
+            </w:r>
           </w:p>
           <w:p>
             <w:pPr>
@@ -4247,7 +4146,6 @@
               </w:rPr>
               <w:t xml:space="preserve">  </w:t>
             </w:r>
-            <w:proofErr w:type="spellStart"/>
             <w:r>
               <w:rPr>
                 <w:rFonts w:ascii="Consolas" w:hAnsi="Consolas"/>
@@ -4257,7 +4155,6 @@
               </w:rPr>
               <w:t>null_outcomes</w:t>
             </w:r>
-            <w:proofErr w:type="spellEnd"/>
             <w:r>
               <w:rPr>
                 <w:rFonts w:ascii="Consolas" w:hAnsi="Consolas"/>
@@ -4366,7 +4263,6 @@
               </w:rPr>
               <w:t xml:space="preserve"> </w:t>
             </w:r>
-            <w:proofErr w:type="spellStart"/>
             <w:r>
               <w:rPr>
                 <w:rFonts w:ascii="Consolas" w:hAnsi="Consolas"/>
@@ -4376,7 +4272,6 @@
               </w:rPr>
               <w:t>i</w:t>
             </w:r>
-            <w:proofErr w:type="spellEnd"/>
             <w:r>
               <w:rPr>
                 <w:rFonts w:ascii="Consolas" w:hAnsi="Consolas"/>
@@ -4461,7 +4356,6 @@
               </w:rPr>
               <w:t xml:space="preserve">    </w:t>
             </w:r>
-            <w:proofErr w:type="spellStart"/>
             <w:r>
               <w:rPr>
                 <w:rFonts w:ascii="Consolas" w:hAnsi="Consolas"/>
@@ -4480,7 +4374,6 @@
               </w:rPr>
               <w:t>d_sample</w:t>
             </w:r>
-            <w:proofErr w:type="spellEnd"/>
             <w:r>
               <w:rPr>
                 <w:rFonts w:ascii="Consolas" w:hAnsi="Consolas"/>
@@ -4508,7 +4401,6 @@
               </w:rPr>
               <w:t xml:space="preserve"> </w:t>
             </w:r>
-            <w:proofErr w:type="spellStart"/>
             <w:r>
               <w:rPr>
                 <w:rFonts w:ascii="Consolas" w:hAnsi="Consolas"/>
@@ -4554,7 +4446,6 @@
               </w:rPr>
               <w:t>choice</w:t>
             </w:r>
-            <w:proofErr w:type="spellEnd"/>
             <w:r>
               <w:rPr>
                 <w:rFonts w:ascii="Consolas" w:hAnsi="Consolas"/>
@@ -4774,7 +4665,6 @@
               </w:rPr>
               <w:t xml:space="preserve"> </w:t>
             </w:r>
-            <w:proofErr w:type="spellStart"/>
             <w:r>
               <w:rPr>
                 <w:rFonts w:ascii="Consolas" w:hAnsi="Consolas"/>
@@ -4802,7 +4692,6 @@
               </w:rPr>
               <w:t>sum</w:t>
             </w:r>
-            <w:proofErr w:type="spellEnd"/>
             <w:r>
               <w:rPr>
                 <w:rFonts w:ascii="Consolas" w:hAnsi="Consolas"/>
@@ -4812,7 +4701,6 @@
               </w:rPr>
               <w:t>(</w:t>
             </w:r>
-            <w:proofErr w:type="spellStart"/>
             <w:r>
               <w:rPr>
                 <w:rFonts w:ascii="Consolas" w:hAnsi="Consolas"/>
@@ -4831,7 +4719,6 @@
               </w:rPr>
               <w:t>d_sample</w:t>
             </w:r>
-            <w:proofErr w:type="spellEnd"/>
             <w:r>
               <w:rPr>
                 <w:rFonts w:ascii="Consolas" w:hAnsi="Consolas"/>
@@ -4862,7 +4749,6 @@
               </w:rPr>
               <w:t xml:space="preserve">    </w:t>
             </w:r>
-            <w:proofErr w:type="spellStart"/>
             <w:r>
               <w:rPr>
                 <w:rFonts w:ascii="Consolas" w:hAnsi="Consolas"/>
@@ -4890,7 +4776,6 @@
               </w:rPr>
               <w:t>append</w:t>
             </w:r>
-            <w:proofErr w:type="spellEnd"/>
             <w:r>
               <w:rPr>
                 <w:rFonts w:ascii="Consolas" w:hAnsi="Consolas"/>
@@ -4981,7 +4866,6 @@
               </w:rPr>
               <w:t xml:space="preserve">  </w:t>
             </w:r>
-            <w:proofErr w:type="spellStart"/>
             <w:r>
               <w:rPr>
                 <w:rFonts w:ascii="Consolas" w:hAnsi="Consolas"/>
@@ -4991,7 +4875,6 @@
               </w:rPr>
               <w:t>null_outcomes</w:t>
             </w:r>
-            <w:proofErr w:type="spellEnd"/>
             <w:r>
               <w:rPr>
                 <w:rFonts w:ascii="Consolas" w:hAnsi="Consolas"/>
@@ -5019,7 +4902,6 @@
               </w:rPr>
               <w:t xml:space="preserve"> </w:t>
             </w:r>
-            <w:proofErr w:type="spellStart"/>
             <w:r>
               <w:rPr>
                 <w:rFonts w:ascii="Consolas" w:hAnsi="Consolas"/>
@@ -5047,7 +4929,6 @@
               </w:rPr>
               <w:t>array</w:t>
             </w:r>
-            <w:proofErr w:type="spellEnd"/>
             <w:r>
               <w:rPr>
                 <w:rFonts w:ascii="Consolas" w:hAnsi="Consolas"/>
@@ -5057,7 +4938,6 @@
               </w:rPr>
               <w:t>(</w:t>
             </w:r>
-            <w:proofErr w:type="spellStart"/>
             <w:r>
               <w:rPr>
                 <w:rFonts w:ascii="Consolas" w:hAnsi="Consolas"/>
@@ -5067,7 +4947,6 @@
               </w:rPr>
               <w:t>null_outcomes</w:t>
             </w:r>
-            <w:proofErr w:type="spellEnd"/>
             <w:r>
               <w:rPr>
                 <w:rFonts w:ascii="Consolas" w:hAnsi="Consolas"/>
@@ -5098,7 +4977,6 @@
               </w:rPr>
               <w:t xml:space="preserve">  </w:t>
             </w:r>
-            <w:proofErr w:type="spellStart"/>
             <w:r>
               <w:rPr>
                 <w:rFonts w:ascii="Consolas" w:hAnsi="Consolas"/>
@@ -5108,7 +4986,6 @@
               </w:rPr>
               <w:t>p_value</w:t>
             </w:r>
-            <w:proofErr w:type="spellEnd"/>
             <w:r>
               <w:rPr>
                 <w:rFonts w:ascii="Consolas" w:hAnsi="Consolas"/>
@@ -5136,7 +5013,6 @@
               </w:rPr>
               <w:t xml:space="preserve"> </w:t>
             </w:r>
-            <w:proofErr w:type="spellStart"/>
             <w:r>
               <w:rPr>
                 <w:rFonts w:ascii="Consolas" w:hAnsi="Consolas"/>
@@ -5164,7 +5040,6 @@
               </w:rPr>
               <w:t>sum</w:t>
             </w:r>
-            <w:proofErr w:type="spellEnd"/>
             <w:r>
               <w:rPr>
                 <w:rFonts w:ascii="Consolas" w:hAnsi="Consolas"/>
@@ -5174,7 +5049,6 @@
               </w:rPr>
               <w:t>(</w:t>
             </w:r>
-            <w:proofErr w:type="spellStart"/>
             <w:r>
               <w:rPr>
                 <w:rFonts w:ascii="Consolas" w:hAnsi="Consolas"/>
@@ -5184,7 +5058,6 @@
               </w:rPr>
               <w:t>null_outcomes</w:t>
             </w:r>
-            <w:proofErr w:type="spellEnd"/>
             <w:r>
               <w:rPr>
                 <w:rFonts w:ascii="Consolas" w:hAnsi="Consolas"/>
@@ -5212,7 +5085,6 @@
               </w:rPr>
               <w:t xml:space="preserve"> </w:t>
             </w:r>
-            <w:proofErr w:type="spellStart"/>
             <w:r>
               <w:rPr>
                 <w:rFonts w:ascii="Consolas" w:hAnsi="Consolas"/>
@@ -5222,7 +5094,6 @@
               </w:rPr>
               <w:t>observed_successes</w:t>
             </w:r>
-            <w:proofErr w:type="spellEnd"/>
             <w:r>
               <w:rPr>
                 <w:rFonts w:ascii="Consolas" w:hAnsi="Consolas"/>
@@ -5241,7 +5112,6 @@
               </w:rPr>
               <w:t>/</w:t>
             </w:r>
-            <w:proofErr w:type="spellStart"/>
             <w:r>
               <w:rPr>
                 <w:rFonts w:ascii="Consolas" w:hAnsi="Consolas"/>
@@ -5251,7 +5121,6 @@
               </w:rPr>
               <w:t>len</w:t>
             </w:r>
-            <w:proofErr w:type="spellEnd"/>
             <w:r>
               <w:rPr>
                 <w:rFonts w:ascii="Consolas" w:hAnsi="Consolas"/>
@@ -5261,7 +5130,6 @@
               </w:rPr>
               <w:t>(</w:t>
             </w:r>
-            <w:proofErr w:type="spellStart"/>
             <w:r>
               <w:rPr>
                 <w:rFonts w:ascii="Consolas" w:hAnsi="Consolas"/>
@@ -5271,7 +5139,6 @@
               </w:rPr>
               <w:t>null_outcomes</w:t>
             </w:r>
-            <w:proofErr w:type="spellEnd"/>
             <w:r>
               <w:rPr>
                 <w:rFonts w:ascii="Consolas" w:hAnsi="Consolas"/>
@@ -5371,7 +5238,6 @@
               </w:rPr>
               <w:t xml:space="preserve"> </w:t>
             </w:r>
-            <w:proofErr w:type="spellStart"/>
             <w:r>
               <w:rPr>
                 <w:rFonts w:ascii="Consolas" w:hAnsi="Consolas"/>
@@ -5381,7 +5247,6 @@
               </w:rPr>
               <w:t>p_value</w:t>
             </w:r>
-            <w:proofErr w:type="spellEnd"/>
           </w:p>
         </w:tc>
       </w:tr>
@@ -5495,23 +5360,7 @@
                 <w:sz w:val="20"/>
                 <w:szCs w:val="20"/>
               </w:rPr>
-              <w:t xml:space="preserve">Use Python’s built-in </w:t>
-            </w:r>
-            <w:proofErr w:type="spellStart"/>
-            <w:r>
-              <w:rPr>
-                <w:sz w:val="20"/>
-                <w:szCs w:val="20"/>
-              </w:rPr>
-              <w:t>binomtest</w:t>
-            </w:r>
-            <w:proofErr w:type="spellEnd"/>
-            <w:r>
-              <w:rPr>
-                <w:sz w:val="20"/>
-                <w:szCs w:val="20"/>
-              </w:rPr>
-              <w:t>() function to calculate the p value</w:t>
+              <w:t>Use Python’s built-in binomtest() function to calculate the p value</w:t>
             </w:r>
             <w:r>
               <w:rPr>
@@ -5557,7 +5406,6 @@
               </w:rPr>
               <w:t xml:space="preserve"> </w:t>
             </w:r>
-            <w:proofErr w:type="spellStart"/>
             <w:r>
               <w:rPr>
                 <w:rFonts w:ascii="Consolas" w:hAnsi="Consolas"/>
@@ -5585,7 +5433,6 @@
               </w:rPr>
               <w:t>stats</w:t>
             </w:r>
-            <w:proofErr w:type="spellEnd"/>
             <w:r>
               <w:rPr>
                 <w:rFonts w:ascii="Consolas" w:hAnsi="Consolas"/>
@@ -5613,7 +5460,6 @@
               </w:rPr>
               <w:t xml:space="preserve"> </w:t>
             </w:r>
-            <w:proofErr w:type="spellStart"/>
             <w:r>
               <w:rPr>
                 <w:rFonts w:ascii="Consolas" w:hAnsi="Consolas"/>
@@ -5623,7 +5469,6 @@
               </w:rPr>
               <w:t>binomtest</w:t>
             </w:r>
-            <w:proofErr w:type="spellEnd"/>
           </w:p>
           <w:p>
             <w:pPr>
@@ -5685,7 +5530,6 @@
               <w:lastRenderedPageBreak/>
               <w:t xml:space="preserve">The value you returned by the </w:t>
             </w:r>
-            <w:proofErr w:type="spellStart"/>
             <w:r>
               <w:rPr>
                 <w:i/>
@@ -5695,7 +5539,6 @@
               </w:rPr>
               <w:t>simulation_binomial_test</w:t>
             </w:r>
-            <w:proofErr w:type="spellEnd"/>
             <w:r>
               <w:rPr>
                 <w:sz w:val="20"/>
@@ -5703,7 +5546,6 @@
               </w:rPr>
               <w:t xml:space="preserve"> is different every time, however the value your returned by the built </w:t>
             </w:r>
-            <w:proofErr w:type="spellStart"/>
             <w:r>
               <w:rPr>
                 <w:i/>
@@ -5713,7 +5555,6 @@
               </w:rPr>
               <w:t>binomtest</w:t>
             </w:r>
-            <w:proofErr w:type="spellEnd"/>
             <w:r>
               <w:rPr>
                 <w:sz w:val="20"/>
@@ -9084,27 +8925,6 @@
 </file>
 
 <file path=customXml/item1.xml><?xml version="1.0" encoding="utf-8"?>
-<p:properties xmlns:p="http://schemas.microsoft.com/office/2006/metadata/properties" xmlns:xsi="http://www.w3.org/2001/XMLSchema-instance" xmlns:pc="http://schemas.microsoft.com/office/infopath/2007/PartnerControls">
-  <documentManagement>
-    <_activity xmlns="a6d79e3d-a55b-400d-a0da-8473ae6cc6e0" xsi:nil="true"/>
-  </documentManagement>
-</p:properties>
-</file>
-
-<file path=customXml/item2.xml><?xml version="1.0" encoding="utf-8"?>
-<?mso-contentType ?>
-<FormTemplates xmlns="http://schemas.microsoft.com/sharepoint/v3/contenttype/forms">
-  <Display>DocumentLibraryForm</Display>
-  <Edit>DocumentLibraryForm</Edit>
-  <New>DocumentLibraryForm</New>
-</FormTemplates>
-</file>
-
-<file path=customXml/item3.xml><?xml version="1.0" encoding="utf-8"?>
-<b:Sources xmlns:b="http://schemas.openxmlformats.org/officeDocument/2006/bibliography" xmlns="http://schemas.openxmlformats.org/officeDocument/2006/bibliography" SelectedStyle="\APASixthEditionOfficeOnline.xsl" StyleName="APA" Version="6"/>
-</file>
-
-<file path=customXml/item4.xml><?xml version="1.0" encoding="utf-8"?>
 <ct:contentTypeSchema xmlns:ct="http://schemas.microsoft.com/office/2006/metadata/contentType" xmlns:ma="http://schemas.microsoft.com/office/2006/metadata/properties/metaAttributes" ct:_="" ma:_="" ma:contentTypeName="Document" ma:contentTypeID="0x010100011ABDCA48BC7F40ADCF2BC1DBB93A5B" ma:contentTypeVersion="6" ma:contentTypeDescription="Create a new document." ma:contentTypeScope="" ma:versionID="1caff77ab25d5eafa3e55fa1f725f94a">
   <xsd:schema xmlns:xsd="http://www.w3.org/2001/XMLSchema" xmlns:xs="http://www.w3.org/2001/XMLSchema" xmlns:p="http://schemas.microsoft.com/office/2006/metadata/properties" xmlns:ns3="a6d79e3d-a55b-400d-a0da-8473ae6cc6e0" targetNamespace="http://schemas.microsoft.com/office/2006/metadata/properties" ma:root="true" ma:fieldsID="daa2df9738e020cf2067e13012f3b2be" ns3:_="">
     <xsd:import namespace="a6d79e3d-a55b-400d-a0da-8473ae6cc6e0"/>
@@ -9260,33 +9080,28 @@
 </ct:contentTypeSchema>
 </file>
 
-<file path=customXml/itemProps1.xml><?xml version="1.0" encoding="utf-8"?>
-<ds:datastoreItem xmlns:ds="http://schemas.openxmlformats.org/officeDocument/2006/customXml" ds:itemID="{75FE672D-D124-4377-A7BE-4902367E8A5C}">
-  <ds:schemaRefs>
-    <ds:schemaRef ds:uri="http://schemas.microsoft.com/office/2006/metadata/properties"/>
-    <ds:schemaRef ds:uri="http://schemas.microsoft.com/office/infopath/2007/PartnerControls"/>
-    <ds:schemaRef ds:uri="a6d79e3d-a55b-400d-a0da-8473ae6cc6e0"/>
-  </ds:schemaRefs>
-</ds:datastoreItem>
+<file path=customXml/item2.xml><?xml version="1.0" encoding="utf-8"?>
+<b:Sources xmlns:b="http://schemas.openxmlformats.org/officeDocument/2006/bibliography" xmlns="http://schemas.openxmlformats.org/officeDocument/2006/bibliography" SelectedStyle="\APASixthEditionOfficeOnline.xsl" StyleName="APA" Version="6"/>
 </file>
 
-<file path=customXml/itemProps2.xml><?xml version="1.0" encoding="utf-8"?>
-<ds:datastoreItem xmlns:ds="http://schemas.openxmlformats.org/officeDocument/2006/customXml" ds:itemID="{D85B5C3F-C3EC-46EF-9B96-CCFC2ED263E5}">
-  <ds:schemaRefs>
-    <ds:schemaRef ds:uri="http://schemas.microsoft.com/sharepoint/v3/contenttype/forms"/>
-  </ds:schemaRefs>
-</ds:datastoreItem>
+<file path=customXml/item3.xml><?xml version="1.0" encoding="utf-8"?>
+<?mso-contentType ?>
+<FormTemplates xmlns="http://schemas.microsoft.com/sharepoint/v3/contenttype/forms">
+  <Display>DocumentLibraryForm</Display>
+  <Edit>DocumentLibraryForm</Edit>
+  <New>DocumentLibraryForm</New>
+</FormTemplates>
 </file>
 
-<file path=customXml/itemProps3.xml><?xml version="1.0" encoding="utf-8"?>
-<ds:datastoreItem xmlns:ds="http://schemas.openxmlformats.org/officeDocument/2006/customXml" ds:itemID="{9B838FAF-4444-44C9-8D98-83D47FBF6D6C}">
-  <ds:schemaRefs>
-    <ds:schemaRef ds:uri="http://schemas.openxmlformats.org/officeDocument/2006/bibliography"/>
-  </ds:schemaRefs>
-</ds:datastoreItem>
+<file path=customXml/item4.xml><?xml version="1.0" encoding="utf-8"?>
+<p:properties xmlns:p="http://schemas.microsoft.com/office/2006/metadata/properties" xmlns:xsi="http://www.w3.org/2001/XMLSchema-instance" xmlns:pc="http://schemas.microsoft.com/office/infopath/2007/PartnerControls">
+  <documentManagement>
+    <_activity xmlns="a6d79e3d-a55b-400d-a0da-8473ae6cc6e0" xsi:nil="true"/>
+  </documentManagement>
+</p:properties>
 </file>
 
-<file path=customXml/itemProps4.xml><?xml version="1.0" encoding="utf-8"?>
+<file path=customXml/itemProps1.xml><?xml version="1.0" encoding="utf-8"?>
 <ds:datastoreItem xmlns:ds="http://schemas.openxmlformats.org/officeDocument/2006/customXml" ds:itemID="{C060F728-67ED-407C-BF7F-A7B019DC3771}">
   <ds:schemaRefs>
     <ds:schemaRef ds:uri="http://schemas.microsoft.com/office/2006/metadata/contentType"/>
@@ -9302,4 +9117,30 @@
     <ds:schemaRef ds:uri="http://schemas.microsoft.com/internal/obd"/>
   </ds:schemaRefs>
 </ds:datastoreItem>
+</file>
+
+<file path=customXml/itemProps2.xml><?xml version="1.0" encoding="utf-8"?>
+<ds:datastoreItem xmlns:ds="http://schemas.openxmlformats.org/officeDocument/2006/customXml" ds:itemID="{9B838FAF-4444-44C9-8D98-83D47FBF6D6C}">
+  <ds:schemaRefs>
+    <ds:schemaRef ds:uri="http://schemas.openxmlformats.org/officeDocument/2006/bibliography"/>
+  </ds:schemaRefs>
+</ds:datastoreItem>
+</file>
+
+<file path=customXml/itemProps3.xml><?xml version="1.0" encoding="utf-8"?>
+<ds:datastoreItem xmlns:ds="http://schemas.openxmlformats.org/officeDocument/2006/customXml" ds:itemID="{D85B5C3F-C3EC-46EF-9B96-CCFC2ED263E5}">
+  <ds:schemaRefs>
+    <ds:schemaRef ds:uri="http://schemas.microsoft.com/sharepoint/v3/contenttype/forms"/>
+  </ds:schemaRefs>
+</ds:datastoreItem>
+</file>
+
+<file path=customXml/itemProps4.xml><?xml version="1.0" encoding="utf-8"?>
+<ds:datastoreItem xmlns:ds="http://schemas.openxmlformats.org/officeDocument/2006/customXml" ds:itemID="{75FE672D-D124-4377-A7BE-4902367E8A5C}">
+  <ds:schemaRefs>
+    <ds:schemaRef ds:uri="http://schemas.microsoft.com/office/2006/metadata/properties"/>
+    <ds:schemaRef ds:uri="http://schemas.microsoft.com/office/infopath/2007/PartnerControls"/>
+    <ds:schemaRef ds:uri="a6d79e3d-a55b-400d-a0da-8473ae6cc6e0"/>
+  </ds:schemaRefs>
+</ds:datastoreItem>
 </file>